--- a/templates/VV_NonMedical.docx
+++ b/templates/VV_NonMedical.docx
@@ -234,7 +234,7 @@
         <w:rPr>
           <w:sz w:val="22"/>
         </w:rPr>
-        <w:t>(“Collector”) 625 W Maple St., Wichita, KS 67213</w:t>
+        <w:t>(“Collector”)</w:t>
       </w:r>
     </w:p>
     <w:p>

--- a/templates/VV_NonMedical.docx
+++ b/templates/VV_NonMedical.docx
@@ -234,7 +234,7 @@
         <w:rPr>
           <w:sz w:val="22"/>
         </w:rPr>
-        <w:t>(“Collector”)</w:t>
+        <w:t>(“Collector”) 625 W Maple St., Wichita, KS 67213</w:t>
       </w:r>
     </w:p>
     <w:p>

--- a/templates/VV_NonMedical.docx
+++ b/templates/VV_NonMedical.docx
@@ -5514,6 +5514,10 @@
           <w:spacing w:val="-2"/>
         </w:rPr>
         <w:t>Agreement.</w:t>
+      </w:r>
+      <w:r>
+        <w:rPr/>
+        <w:t xml:space="preserve"> As used in this Agreement, “Net Client” means that Collector’s commission is deducted directly from collections before remittance to Client, such that Client receives its share of collected amounts net of commission, rather than being separately invoiced for commission amounts.</w:t>
       </w:r>
     </w:p>
     <w:p>
